--- a/ДЛЯ ОТЧЕТА/4.docx
+++ b/ДЛЯ ОТЧЕТА/4.docx
@@ -1727,6 +1727,8 @@
             </w:r>
           </w:p>
         </w:tc>
+        <w:bookmarkStart w:id="0" w:name="_GoBack"/>
+        <w:bookmarkEnd w:id="0"/>
       </w:tr>
       <w:tr>
         <w:trPr>
@@ -2586,13 +2588,13 @@
                 </w:p>
               </w:tc>
             </w:tr>
-            <w:tr>
+            <w:tr w:rsidR="00DIARY01">
               <w:tc>
                 <w:tcPr>
                   <w:tcW w:w="1808" w:type="dxa"/>
                   <w:vAlign w:val="center"/>
                 </w:tcPr>
-                <w:p>
+                <w:p w:rsidR="00DIARY01" w:rsidRDefault="00DIARY01">
                   <w:pPr>
                     <w:rPr>
                       <w:rFonts w:ascii="Times New Roman" w:eastAsia="Times New Roman" w:hAnsi="Times New Roman" w:cs="Times New Roman"/>
@@ -2604,14 +2606,14 @@
                       <w:rFonts w:ascii="Times New Roman" w:eastAsia="Times New Roman" w:hAnsi="Times New Roman" w:cs="Times New Roman"/>
                       <w:color w:val="000000"/>
                     </w:rPr>
-                    <w:t>«01</w:t>
-                  </w:r>
-                  <w:r>
-                    <w:rPr>
-                      <w:rFonts w:ascii="Times New Roman" w:eastAsia="Times New Roman" w:hAnsi="Times New Roman" w:cs="Times New Roman"/>
-                      <w:color w:val="000000"/>
-                    </w:rPr>
-                    <w:t xml:space="preserve">» </w:t>
+                    <w:t>«01»</w:t>
+                  </w:r>
+                  <w:r>
+                    <w:rPr>
+                      <w:rFonts w:ascii="Times New Roman" w:eastAsia="Times New Roman" w:hAnsi="Times New Roman" w:cs="Times New Roman"/>
+                      <w:color w:val="000000"/>
+                    </w:rPr>
+                    <w:t xml:space="preserve"> </w:t>
                   </w:r>
                   <w:r>
                     <w:rPr>
@@ -2648,7 +2650,7 @@
                   <w:tcW w:w="7907" w:type="dxa"/>
                   <w:vAlign w:val="center"/>
                 </w:tcPr>
-                <w:p>
+                <w:p w:rsidR="00DIARY01" w:rsidRDefault="00DIARY01">
                   <w:pPr>
                     <w:jc w:val="both"/>
                     <w:rPr>
@@ -2664,18 +2666,18 @@
                       <w:sz w:val="24"/>
                       <w:szCs w:val="24"/>
                     </w:rPr>
-                    <w:t>Инструктаж по ознакомлению с требованиями охраны труда, техники безопасности, пожарной безопасности, правилами внутреннего трудового распорядка</w:t>
+                    <w:t>Инструктаж по охране труда и технике безопасности; ознакомление с индивидуальным заданием (вариант № 14) и методическими указаниями.</w:t>
                   </w:r>
                 </w:p>
               </w:tc>
             </w:tr>
-            <w:tr>
+            <w:tr w:rsidR="00DIARY01">
               <w:tc>
                 <w:tcPr>
                   <w:tcW w:w="1808" w:type="dxa"/>
                   <w:vAlign w:val="center"/>
                 </w:tcPr>
-                <w:p>
+                <w:p w:rsidR="00DIARY01" w:rsidRDefault="00DIARY01">
                   <w:pPr>
                     <w:rPr>
                       <w:rFonts w:ascii="Times New Roman" w:eastAsia="Times New Roman" w:hAnsi="Times New Roman" w:cs="Times New Roman"/>
@@ -2687,7 +2689,7 @@
                       <w:rFonts w:ascii="Times New Roman" w:eastAsia="Times New Roman" w:hAnsi="Times New Roman" w:cs="Times New Roman"/>
                       <w:color w:val="000000"/>
                     </w:rPr>
-                    <w:t>«02»</w:t>
+                    <w:t>«03»</w:t>
                   </w:r>
                   <w:r>
                     <w:rPr>
@@ -2731,7 +2733,7 @@
                   <w:tcW w:w="7907" w:type="dxa"/>
                   <w:vAlign w:val="center"/>
                 </w:tcPr>
-                <w:p>
+                <w:p w:rsidR="00DIARY01" w:rsidRDefault="00DIARY01">
                   <w:pPr>
                     <w:jc w:val="both"/>
                     <w:rPr>
@@ -2742,22 +2744,23 @@
                   </w:pPr>
                   <w:r>
                     <w:rPr>
-                      <w:rFonts w:ascii="Times New Roman" w:hAnsi="Times New Roman"/>
+                      <w:rFonts w:ascii="Times New Roman" w:eastAsia="Times New Roman" w:hAnsi="Times New Roman" w:cs="Times New Roman"/>
+                      <w:color w:val="000000"/>
                       <w:sz w:val="24"/>
                       <w:szCs w:val="24"/>
                     </w:rPr>
-                    <w:t>изучение организационных и юридических документов предприятия (организации, учреждения), включая организационную структуру управления,</w:t>
+                    <w:t>Составление плана практики; подбор литературы по Node.js и k6; теоретический обзор Express, Fastify, NestJS — начало раздела 1 отчёта.</w:t>
                   </w:r>
                 </w:p>
               </w:tc>
             </w:tr>
-            <w:tr>
+            <w:tr w:rsidR="00DIARY01">
               <w:tc>
                 <w:tcPr>
                   <w:tcW w:w="1808" w:type="dxa"/>
                   <w:vAlign w:val="center"/>
                 </w:tcPr>
-                <w:p>
+                <w:p w:rsidR="00DIARY01" w:rsidRDefault="00DIARY01">
                   <w:pPr>
                     <w:rPr>
                       <w:rFonts w:ascii="Times New Roman" w:eastAsia="Times New Roman" w:hAnsi="Times New Roman" w:cs="Times New Roman"/>
@@ -2769,7 +2772,7 @@
                       <w:rFonts w:ascii="Times New Roman" w:eastAsia="Times New Roman" w:hAnsi="Times New Roman" w:cs="Times New Roman"/>
                       <w:color w:val="000000"/>
                     </w:rPr>
-                    <w:t>«03»</w:t>
+                    <w:t>«06»</w:t>
                   </w:r>
                   <w:r>
                     <w:rPr>
@@ -2813,7 +2816,7 @@
                   <w:tcW w:w="7907" w:type="dxa"/>
                   <w:vAlign w:val="center"/>
                 </w:tcPr>
-                <w:p>
+                <w:p w:rsidR="00DIARY01" w:rsidRDefault="00DIARY01">
                   <w:pPr>
                     <w:jc w:val="both"/>
                     <w:rPr>
@@ -2829,18 +2832,18 @@
                       <w:sz w:val="24"/>
                       <w:szCs w:val="24"/>
                     </w:rPr>
-                    <w:t>составление плана рабочего дня, с учетом требований безопасности на рабочем месте, разработка мероприятия по поддержке здоровья с учетом факторов риска.</w:t>
+                    <w:t>Разработка общего модуля shared/ и HTTP-серверов Express (3001) и Fastify (3002); проверка идентичности REST API.</w:t>
                   </w:r>
                 </w:p>
               </w:tc>
             </w:tr>
-            <w:tr>
+            <w:tr w:rsidR="00DIARY01">
               <w:tc>
                 <w:tcPr>
                   <w:tcW w:w="1808" w:type="dxa"/>
                   <w:vAlign w:val="center"/>
                 </w:tcPr>
-                <w:p>
+                <w:p w:rsidR="00DIARY01" w:rsidRDefault="00DIARY01">
                   <w:pPr>
                     <w:rPr>
                       <w:rFonts w:ascii="Times New Roman" w:eastAsia="Times New Roman" w:hAnsi="Times New Roman" w:cs="Times New Roman"/>
@@ -2852,7 +2855,7 @@
                       <w:rFonts w:ascii="Times New Roman" w:eastAsia="Times New Roman" w:hAnsi="Times New Roman" w:cs="Times New Roman"/>
                       <w:color w:val="000000"/>
                     </w:rPr>
-                    <w:t>«    »</w:t>
+                    <w:t>«09»</w:t>
                   </w:r>
                   <w:r>
                     <w:rPr>
@@ -2896,7 +2899,7 @@
                   <w:tcW w:w="7907" w:type="dxa"/>
                   <w:vAlign w:val="center"/>
                 </w:tcPr>
-                <w:p>
+                <w:p w:rsidR="00DIARY01" w:rsidRDefault="00DIARY01">
                   <w:pPr>
                     <w:jc w:val="both"/>
                     <w:rPr>
@@ -2912,18 +2915,18 @@
                       <w:sz w:val="24"/>
                       <w:szCs w:val="24"/>
                     </w:rPr>
-                    <w:t>моделирование и аудит бизнес-процессов предприятия, оценка степени покрытия действующими системами основных и вспомогательных бизнес-процессов;.</w:t>
+                    <w:t>Сервер NestJS (3003); реализация режимов cluster и worker_threads для CPU-сценариев; отладка cpu-worker.js.</w:t>
                   </w:r>
                 </w:p>
               </w:tc>
             </w:tr>
-            <w:tr>
+            <w:tr w:rsidR="00DIARY01">
               <w:tc>
                 <w:tcPr>
                   <w:tcW w:w="1808" w:type="dxa"/>
                   <w:vAlign w:val="center"/>
                 </w:tcPr>
-                <w:p>
+                <w:p w:rsidR="00DIARY01" w:rsidRDefault="00DIARY01">
                   <w:pPr>
                     <w:rPr>
                       <w:rFonts w:ascii="Times New Roman" w:eastAsia="Times New Roman" w:hAnsi="Times New Roman" w:cs="Times New Roman"/>
@@ -2935,7 +2938,7 @@
                       <w:rFonts w:ascii="Times New Roman" w:eastAsia="Times New Roman" w:hAnsi="Times New Roman" w:cs="Times New Roman"/>
                       <w:color w:val="000000"/>
                     </w:rPr>
-                    <w:t>«    »</w:t>
+                    <w:t>«12»</w:t>
                   </w:r>
                   <w:r>
                     <w:rPr>
@@ -2979,14 +2982,13 @@
                   <w:tcW w:w="7907" w:type="dxa"/>
                   <w:vAlign w:val="center"/>
                 </w:tcPr>
-                <w:p>
+                <w:p w:rsidR="00DIARY01" w:rsidRDefault="00DIARY01">
                   <w:pPr>
                     <w:jc w:val="both"/>
                     <w:rPr>
                       <w:rFonts w:ascii="Times New Roman" w:eastAsia="Times New Roman" w:hAnsi="Times New Roman" w:cs="Times New Roman"/>
                       <w:color w:val="000000"/>
                       <w:sz w:val="24"/>
-                      <w:szCs w:val="24"/>
                     </w:rPr>
                   </w:pPr>
                   <w:r>
@@ -2996,18 +2998,18 @@
                       <w:sz w:val="24"/>
                       <w:szCs w:val="24"/>
                     </w:rPr>
-                    <w:t>аудит ИТ-процессов (оценка уровня зрелости ИТ-деятельности в организации: состав и сроки эксплуатации действующих информационных систем (задач) для каждого класса систем);</w:t>
+                    <w:t>Написание k6-сценариев (static, transform, io-simulate, hash, compute, concurrency); пробные прогоны на localhost.</w:t>
                   </w:r>
                 </w:p>
               </w:tc>
             </w:tr>
-            <w:tr>
+            <w:tr w:rsidR="00DIARY01">
               <w:tc>
                 <w:tcPr>
                   <w:tcW w:w="1808" w:type="dxa"/>
                   <w:vAlign w:val="center"/>
                 </w:tcPr>
-                <w:p>
+                <w:p w:rsidR="00DIARY01" w:rsidRDefault="00DIARY01">
                   <w:pPr>
                     <w:rPr>
                       <w:rFonts w:ascii="Times New Roman" w:eastAsia="Times New Roman" w:hAnsi="Times New Roman" w:cs="Times New Roman"/>
@@ -3019,7 +3021,7 @@
                       <w:rFonts w:ascii="Times New Roman" w:eastAsia="Times New Roman" w:hAnsi="Times New Roman" w:cs="Times New Roman"/>
                       <w:color w:val="000000"/>
                     </w:rPr>
-                    <w:t>«    »</w:t>
+                    <w:t>«15»</w:t>
                   </w:r>
                   <w:r>
                     <w:rPr>
@@ -3063,7 +3065,7 @@
                   <w:tcW w:w="7907" w:type="dxa"/>
                   <w:vAlign w:val="center"/>
                 </w:tcPr>
-                <w:p>
+                <w:p w:rsidR="00DIARY01" w:rsidRDefault="00DIARY01">
                   <w:pPr>
                     <w:jc w:val="both"/>
                     <w:rPr>
@@ -3079,7 +3081,339 @@
                       <w:sz w:val="24"/>
                       <w:szCs w:val="24"/>
                     </w:rPr>
-                    <w:t>разработка предложений по увеличению эффективности использования ИТ и внедрению новых ИТ для решения актуальных задач организации;</w:t>
+                    <w:t>Автоматизация scripts/run-benchmarks.js; первый полный прогон 78 тестов, исправление ошибок NestJS и таймаутов.</w:t>
+                  </w:r>
+                </w:p>
+              </w:tc>
+            </w:tr>
+            <w:tr w:rsidR="00DIARY01">
+              <w:tc>
+                <w:tcPr>
+                  <w:tcW w:w="1808" w:type="dxa"/>
+                  <w:vAlign w:val="center"/>
+                </w:tcPr>
+                <w:p w:rsidR="00DIARY01" w:rsidRDefault="00DIARY01">
+                  <w:pPr>
+                    <w:rPr>
+                      <w:rFonts w:ascii="Times New Roman" w:eastAsia="Times New Roman" w:hAnsi="Times New Roman" w:cs="Times New Roman"/>
+                      <w:color w:val="000000"/>
+                    </w:rPr>
+                  </w:pPr>
+                  <w:r>
+                    <w:rPr>
+                      <w:rFonts w:ascii="Times New Roman" w:eastAsia="Times New Roman" w:hAnsi="Times New Roman" w:cs="Times New Roman"/>
+                      <w:color w:val="000000"/>
+                    </w:rPr>
+                    <w:t>«18»</w:t>
+                  </w:r>
+                  <w:r>
+                    <w:rPr>
+                      <w:rFonts w:ascii="Times New Roman" w:eastAsia="Times New Roman" w:hAnsi="Times New Roman" w:cs="Times New Roman"/>
+                      <w:color w:val="000000"/>
+                    </w:rPr>
+                    <w:t xml:space="preserve"> </w:t>
+                  </w:r>
+                  <w:r>
+                    <w:rPr>
+                      <w:rFonts w:ascii="Times New Roman" w:eastAsia="Times New Roman" w:hAnsi="Times New Roman" w:cs="Times New Roman"/>
+                      <w:color w:val="000000"/>
+                    </w:rPr>
+                    <w:t xml:space="preserve">июня </w:t>
+                  </w:r>
+                  <w:r>
+                    <w:rPr>
+                      <w:rFonts w:ascii="Times New Roman" w:eastAsia="Times New Roman" w:hAnsi="Times New Roman" w:cs="Times New Roman"/>
+                      <w:color w:val="000000"/>
+                    </w:rPr>
+                    <w:t>20</w:t>
+                  </w:r>
+                  <w:r>
+                    <w:rPr>
+                      <w:rFonts w:ascii="Times New Roman" w:eastAsia="Times New Roman" w:hAnsi="Times New Roman" w:cs="Times New Roman"/>
+                      <w:color w:val="000000"/>
+                    </w:rPr>
+                    <w:t>26</w:t>
+                  </w:r>
+                  <w:r>
+                    <w:rPr>
+                      <w:rFonts w:ascii="Times New Roman" w:eastAsia="Times New Roman" w:hAnsi="Times New Roman" w:cs="Times New Roman"/>
+                      <w:color w:val="000000"/>
+                    </w:rPr>
+                    <w:t xml:space="preserve"> г.</w:t>
+                  </w:r>
+                </w:p>
+              </w:tc>
+              <w:tc>
+                <w:tcPr>
+                  <w:tcW w:w="7907" w:type="dxa"/>
+                  <w:vAlign w:val="center"/>
+                </w:tcPr>
+                <w:p w:rsidR="00DIARY01" w:rsidRDefault="00DIARY01">
+                  <w:pPr>
+                    <w:jc w:val="both"/>
+                    <w:rPr>
+                      <w:rFonts w:ascii="Times New Roman" w:eastAsia="Times New Roman" w:hAnsi="Times New Roman" w:cs="Times New Roman"/>
+                      <w:color w:val="000000"/>
+                      <w:sz w:val="24"/>
+                    </w:rPr>
+                  </w:pPr>
+                  <w:r>
+                    <w:rPr>
+                      <w:rFonts w:ascii="Times New Roman" w:eastAsia="Times New Roman" w:hAnsi="Times New Roman" w:cs="Times New Roman"/>
+                      <w:color w:val="000000"/>
+                      <w:sz w:val="24"/>
+                      <w:szCs w:val="24"/>
+                    </w:rPr>
+                    <w:t>Анализ RPS и p95; оформление разделов 2–3 отчёта, таблицы по transform и concurrency.</w:t>
+                  </w:r>
+                </w:p>
+              </w:tc>
+            </w:tr>
+            <w:tr w:rsidR="00DIARY01">
+              <w:tc>
+                <w:tcPr>
+                  <w:tcW w:w="1808" w:type="dxa"/>
+                  <w:vAlign w:val="center"/>
+                </w:tcPr>
+                <w:p w:rsidR="00DIARY01" w:rsidRDefault="00DIARY01">
+                  <w:pPr>
+                    <w:rPr>
+                      <w:rFonts w:ascii="Times New Roman" w:eastAsia="Times New Roman" w:hAnsi="Times New Roman" w:cs="Times New Roman"/>
+                      <w:color w:val="000000"/>
+                    </w:rPr>
+                  </w:pPr>
+                  <w:r>
+                    <w:rPr>
+                      <w:rFonts w:ascii="Times New Roman" w:eastAsia="Times New Roman" w:hAnsi="Times New Roman" w:cs="Times New Roman"/>
+                      <w:color w:val="000000"/>
+                    </w:rPr>
+                    <w:t>«22»</w:t>
+                  </w:r>
+                  <w:r>
+                    <w:rPr>
+                      <w:rFonts w:ascii="Times New Roman" w:eastAsia="Times New Roman" w:hAnsi="Times New Roman" w:cs="Times New Roman"/>
+                      <w:color w:val="000000"/>
+                    </w:rPr>
+                    <w:t xml:space="preserve"> </w:t>
+                  </w:r>
+                  <w:r>
+                    <w:rPr>
+                      <w:rFonts w:ascii="Times New Roman" w:eastAsia="Times New Roman" w:hAnsi="Times New Roman" w:cs="Times New Roman"/>
+                      <w:color w:val="000000"/>
+                    </w:rPr>
+                    <w:t xml:space="preserve">июня </w:t>
+                  </w:r>
+                  <w:r>
+                    <w:rPr>
+                      <w:rFonts w:ascii="Times New Roman" w:eastAsia="Times New Roman" w:hAnsi="Times New Roman" w:cs="Times New Roman"/>
+                      <w:color w:val="000000"/>
+                    </w:rPr>
+                    <w:t>20</w:t>
+                  </w:r>
+                  <w:r>
+                    <w:rPr>
+                      <w:rFonts w:ascii="Times New Roman" w:eastAsia="Times New Roman" w:hAnsi="Times New Roman" w:cs="Times New Roman"/>
+                      <w:color w:val="000000"/>
+                    </w:rPr>
+                    <w:t>26</w:t>
+                  </w:r>
+                  <w:r>
+                    <w:rPr>
+                      <w:rFonts w:ascii="Times New Roman" w:eastAsia="Times New Roman" w:hAnsi="Times New Roman" w:cs="Times New Roman"/>
+                      <w:color w:val="000000"/>
+                    </w:rPr>
+                    <w:t xml:space="preserve"> г.</w:t>
+                  </w:r>
+                </w:p>
+              </w:tc>
+              <w:tc>
+                <w:tcPr>
+                  <w:tcW w:w="7907" w:type="dxa"/>
+                  <w:vAlign w:val="center"/>
+                </w:tcPr>
+                <w:p w:rsidR="00DIARY01" w:rsidRDefault="00DIARY01">
+                  <w:pPr>
+                    <w:jc w:val="both"/>
+                    <w:rPr>
+                      <w:rFonts w:ascii="Times New Roman" w:eastAsia="Times New Roman" w:hAnsi="Times New Roman" w:cs="Times New Roman"/>
+                      <w:color w:val="000000"/>
+                      <w:sz w:val="24"/>
+                    </w:rPr>
+                  </w:pPr>
+                  <w:r>
+                    <w:rPr>
+                      <w:rFonts w:ascii="Times New Roman" w:eastAsia="Times New Roman" w:hAnsi="Times New Roman" w:cs="Times New Roman"/>
+                      <w:color w:val="000000"/>
+                      <w:sz w:val="24"/>
+                      <w:szCs w:val="24"/>
+                    </w:rPr>
+                    <w:t>Построение графиков в Google Sheets; вставка рисунков 1–7 в отчёт; правка терминологии и сносок.</w:t>
+                  </w:r>
+                </w:p>
+              </w:tc>
+            </w:tr>
+            <w:tr w:rsidR="00DIARY01">
+              <w:tc>
+                <w:tcPr>
+                  <w:tcW w:w="1808" w:type="dxa"/>
+                  <w:vAlign w:val="center"/>
+                </w:tcPr>
+                <w:p w:rsidR="00DIARY01" w:rsidRDefault="00DIARY01">
+                  <w:pPr>
+                    <w:rPr>
+                      <w:rFonts w:ascii="Times New Roman" w:eastAsia="Times New Roman" w:hAnsi="Times New Roman" w:cs="Times New Roman"/>
+                      <w:color w:val="000000"/>
+                    </w:rPr>
+                  </w:pPr>
+                  <w:r>
+                    <w:rPr>
+                      <w:rFonts w:ascii="Times New Roman" w:eastAsia="Times New Roman" w:hAnsi="Times New Roman" w:cs="Times New Roman"/>
+                      <w:color w:val="000000"/>
+                    </w:rPr>
+                    <w:t>«26»</w:t>
+                  </w:r>
+                  <w:r>
+                    <w:rPr>
+                      <w:rFonts w:ascii="Times New Roman" w:eastAsia="Times New Roman" w:hAnsi="Times New Roman" w:cs="Times New Roman"/>
+                      <w:color w:val="000000"/>
+                    </w:rPr>
+                    <w:t xml:space="preserve"> </w:t>
+                  </w:r>
+                  <w:r>
+                    <w:rPr>
+                      <w:rFonts w:ascii="Times New Roman" w:eastAsia="Times New Roman" w:hAnsi="Times New Roman" w:cs="Times New Roman"/>
+                      <w:color w:val="000000"/>
+                    </w:rPr>
+                    <w:t xml:space="preserve">июня </w:t>
+                  </w:r>
+                  <w:r>
+                    <w:rPr>
+                      <w:rFonts w:ascii="Times New Roman" w:eastAsia="Times New Roman" w:hAnsi="Times New Roman" w:cs="Times New Roman"/>
+                      <w:color w:val="000000"/>
+                    </w:rPr>
+                    <w:t>20</w:t>
+                  </w:r>
+                  <w:r>
+                    <w:rPr>
+                      <w:rFonts w:ascii="Times New Roman" w:eastAsia="Times New Roman" w:hAnsi="Times New Roman" w:cs="Times New Roman"/>
+                      <w:color w:val="000000"/>
+                    </w:rPr>
+                    <w:t>26</w:t>
+                  </w:r>
+                  <w:r>
+                    <w:rPr>
+                      <w:rFonts w:ascii="Times New Roman" w:eastAsia="Times New Roman" w:hAnsi="Times New Roman" w:cs="Times New Roman"/>
+                      <w:color w:val="000000"/>
+                    </w:rPr>
+                    <w:t xml:space="preserve"> г.</w:t>
+                  </w:r>
+                </w:p>
+              </w:tc>
+              <w:tc>
+                <w:tcPr>
+                  <w:tcW w:w="7907" w:type="dxa"/>
+                  <w:vAlign w:val="center"/>
+                </w:tcPr>
+                <w:p w:rsidR="00DIARY01" w:rsidRDefault="00DIARY01">
+                  <w:pPr>
+                    <w:jc w:val="both"/>
+                    <w:rPr>
+                      <w:rFonts w:ascii="Times New Roman" w:eastAsia="Times New Roman" w:hAnsi="Times New Roman" w:cs="Times New Roman"/>
+                      <w:color w:val="000000"/>
+                      <w:sz w:val="24"/>
+                    </w:rPr>
+                  </w:pPr>
+                  <w:r>
+                    <w:rPr>
+                      <w:rFonts w:ascii="Times New Roman" w:eastAsia="Times New Roman" w:hAnsi="Times New Roman" w:cs="Times New Roman"/>
+                      <w:color w:val="000000"/>
+                      <w:sz w:val="24"/>
+                      <w:szCs w:val="24"/>
+                    </w:rPr>
+                    <w:t>Повторный прогон benchmark (78 тестов); сохранение benchmark-1782682040003.json; актуализация таблиц 3–4.</w:t>
+                  </w:r>
+                </w:p>
+              </w:tc>
+            </w:tr>
+            <w:tr w:rsidR="00DIARY01">
+              <w:tc>
+                <w:tcPr>
+                  <w:tcW w:w="1808" w:type="dxa"/>
+                  <w:vAlign w:val="center"/>
+                </w:tcPr>
+                <w:p w:rsidR="00DIARY01" w:rsidRDefault="00DIARY01">
+                  <w:pPr>
+                    <w:rPr>
+                      <w:rFonts w:ascii="Times New Roman" w:eastAsia="Times New Roman" w:hAnsi="Times New Roman" w:cs="Times New Roman"/>
+                      <w:color w:val="000000"/>
+                    </w:rPr>
+                  </w:pPr>
+                  <w:r>
+                    <w:rPr>
+                      <w:rFonts w:ascii="Times New Roman" w:eastAsia="Times New Roman" w:hAnsi="Times New Roman" w:cs="Times New Roman"/>
+                      <w:color w:val="000000"/>
+                    </w:rPr>
+                    <w:t>«29»</w:t>
+                  </w:r>
+                  <w:r>
+                    <w:rPr>
+                      <w:rFonts w:ascii="Times New Roman" w:eastAsia="Times New Roman" w:hAnsi="Times New Roman" w:cs="Times New Roman"/>
+                      <w:color w:val="000000"/>
+                    </w:rPr>
+                    <w:t xml:space="preserve"> </w:t>
+                  </w:r>
+                  <w:r>
+                    <w:rPr>
+                      <w:rFonts w:ascii="Times New Roman" w:eastAsia="Times New Roman" w:hAnsi="Times New Roman" w:cs="Times New Roman"/>
+                      <w:color w:val="000000"/>
+                    </w:rPr>
+                    <w:t xml:space="preserve">июня </w:t>
+                  </w:r>
+                  <w:r>
+                    <w:rPr>
+                      <w:rFonts w:ascii="Times New Roman" w:eastAsia="Times New Roman" w:hAnsi="Times New Roman" w:cs="Times New Roman"/>
+                      <w:color w:val="000000"/>
+                    </w:rPr>
+                    <w:t>20</w:t>
+                  </w:r>
+                  <w:r>
+                    <w:rPr>
+                      <w:rFonts w:ascii="Times New Roman" w:eastAsia="Times New Roman" w:hAnsi="Times New Roman" w:cs="Times New Roman"/>
+                      <w:color w:val="000000"/>
+                    </w:rPr>
+                    <w:t>26</w:t>
+                  </w:r>
+                  <w:r>
+                    <w:rPr>
+                      <w:rFonts w:ascii="Times New Roman" w:eastAsia="Times New Roman" w:hAnsi="Times New Roman" w:cs="Times New Roman"/>
+                      <w:color w:val="000000"/>
+                    </w:rPr>
+                    <w:t xml:space="preserve"> г.</w:t>
+                  </w:r>
+                </w:p>
+              </w:tc>
+              <w:tc>
+                <w:tcPr>
+                  <w:tcW w:w="7907" w:type="dxa"/>
+                  <w:vAlign w:val="center"/>
+                </w:tcPr>
+                <w:p w:rsidR="00DIARY01" w:rsidRDefault="00DIARY01">
+                  <w:pPr>
+                    <w:jc w:val="both"/>
+                    <w:rPr>
+                      <w:rFonts w:ascii="Times New Roman" w:eastAsia="Times New Roman" w:hAnsi="Times New Roman" w:cs="Times New Roman"/>
+                      <w:color w:val="000000"/>
+                      <w:sz w:val="24"/>
+                    </w:rPr>
+                  </w:pPr>
+                  <w:r>
+                    <w:rPr>
+                      <w:rFonts w:ascii="Times New Roman" w:eastAsia="Times New Roman" w:hAnsi="Times New Roman" w:cs="Times New Roman"/>
+                      <w:color w:val="000000"/>
+                      <w:sz w:val="24"/>
+                      <w:szCs w:val="24"/>
+                    </w:rPr>
+                    <w:t>Заключение, список источников, приложения; финальная вычитка отчёта и подготовка к сдаче.</w:t>
                   </w:r>
                 </w:p>
               </w:tc>
@@ -3103,7 +3437,7 @@
                 <w:color w:val="000000"/>
                 <w:sz w:val="24"/>
               </w:rPr>
-              <w:t>Руководителем формулируется оценка прохождения практики обучающимся, определяется степень достижения цели и поставленных задач, с учетом выполнения индивидуального задания, характеризуются теоретические знания и практические умения обучающегося.</w:t>
+              <w:t xml:space="preserve">Обучающийся Борисов Н.О. в указанный период выполнил индивидуальное задание по варианту № 14: разработал стенд сравнения Express/Fastify/NestJS, провёл серию нагрузочных тестов k6 и оформил отчёт. Работал самостоятельно, к руководителю обращался при необходимости уточнения требований.</w:t>
             </w:r>
           </w:p>
         </w:tc>
@@ -3134,6 +3468,7 @@
                 <w:color w:val="000000"/>
                 <w:sz w:val="24"/>
               </w:rPr>
+              <w:lastRenderedPageBreak/>
               <w:t xml:space="preserve">В целом </w:t>
             </w:r>
             <w:r>
@@ -4455,140 +4790,7 @@
         </w:tc>
       </w:tr>
     </w:tbl>
-    <w:p>
-      <w:pPr>
-        <w:jc w:val="right"/>
-        <w:rPr>
-          <w:rFonts w:ascii="Times New Roman" w:eastAsia="Times New Roman" w:hAnsi="Times New Roman" w:cs="Times New Roman"/>
-          <w:i/>
-          <w:color w:val="000000"/>
-          <w:sz w:val="24"/>
-          <w:szCs w:val="24"/>
-          <w:lang w:eastAsia="ru-RU"/>
-        </w:rPr>
-      </w:pPr>
-    </w:p>
-    <w:p>
-      <w:pPr>
-        <w:jc w:val="right"/>
-        <w:rPr>
-          <w:rFonts w:ascii="Times New Roman" w:eastAsia="Times New Roman" w:hAnsi="Times New Roman" w:cs="Times New Roman"/>
-          <w:i/>
-          <w:color w:val="000000"/>
-          <w:sz w:val="24"/>
-          <w:szCs w:val="24"/>
-          <w:lang w:eastAsia="ru-RU"/>
-        </w:rPr>
-      </w:pPr>
-    </w:p>
-    <w:p>
-      <w:pPr>
-        <w:jc w:val="right"/>
-        <w:rPr>
-          <w:rFonts w:ascii="Times New Roman" w:eastAsia="Times New Roman" w:hAnsi="Times New Roman" w:cs="Times New Roman"/>
-          <w:i/>
-          <w:color w:val="000000"/>
-          <w:sz w:val="24"/>
-          <w:szCs w:val="24"/>
-          <w:lang w:eastAsia="ru-RU"/>
-        </w:rPr>
-      </w:pPr>
-    </w:p>
-    <w:p>
-      <w:pPr>
-        <w:jc w:val="right"/>
-        <w:rPr>
-          <w:rFonts w:ascii="Times New Roman" w:eastAsia="Times New Roman" w:hAnsi="Times New Roman" w:cs="Times New Roman"/>
-          <w:i/>
-          <w:color w:val="000000"/>
-          <w:sz w:val="24"/>
-          <w:szCs w:val="24"/>
-          <w:lang w:eastAsia="ru-RU"/>
-        </w:rPr>
-      </w:pPr>
-    </w:p>
-    <w:p>
-      <w:pPr>
-        <w:jc w:val="right"/>
-        <w:rPr>
-          <w:rFonts w:ascii="Times New Roman" w:eastAsia="Times New Roman" w:hAnsi="Times New Roman" w:cs="Times New Roman"/>
-          <w:i/>
-          <w:color w:val="000000"/>
-          <w:sz w:val="24"/>
-          <w:szCs w:val="24"/>
-          <w:lang w:eastAsia="ru-RU"/>
-        </w:rPr>
-      </w:pPr>
-    </w:p>
-    <w:p>
-      <w:pPr>
-        <w:jc w:val="right"/>
-        <w:rPr>
-          <w:rFonts w:ascii="Times New Roman" w:eastAsia="Times New Roman" w:hAnsi="Times New Roman" w:cs="Times New Roman"/>
-          <w:i/>
-          <w:color w:val="000000"/>
-          <w:sz w:val="24"/>
-          <w:szCs w:val="24"/>
-          <w:lang w:eastAsia="ru-RU"/>
-        </w:rPr>
-      </w:pPr>
-    </w:p>
-    <w:p>
-      <w:pPr>
-        <w:jc w:val="right"/>
-        <w:rPr>
-          <w:rFonts w:ascii="Times New Roman" w:eastAsia="Times New Roman" w:hAnsi="Times New Roman" w:cs="Times New Roman"/>
-          <w:i/>
-          <w:color w:val="000000"/>
-          <w:sz w:val="24"/>
-          <w:szCs w:val="24"/>
-          <w:lang w:eastAsia="ru-RU"/>
-        </w:rPr>
-      </w:pPr>
-    </w:p>
-    <w:p>
-      <w:pPr>
-        <w:jc w:val="right"/>
-        <w:rPr>
-          <w:rFonts w:ascii="Times New Roman" w:eastAsia="Times New Roman" w:hAnsi="Times New Roman" w:cs="Times New Roman"/>
-          <w:i/>
-          <w:color w:val="000000"/>
-          <w:sz w:val="24"/>
-          <w:szCs w:val="24"/>
-          <w:lang w:eastAsia="ru-RU"/>
-        </w:rPr>
-      </w:pPr>
-    </w:p>
-    <w:p>
-      <w:pPr>
-        <w:jc w:val="right"/>
-        <w:rPr>
-          <w:rFonts w:ascii="Times New Roman" w:eastAsia="Times New Roman" w:hAnsi="Times New Roman" w:cs="Times New Roman"/>
-          <w:i/>
-          <w:color w:val="000000"/>
-          <w:sz w:val="24"/>
-          <w:szCs w:val="24"/>
-          <w:lang w:eastAsia="ru-RU"/>
-        </w:rPr>
-      </w:pPr>
-    </w:p>
-    <w:p>
-      <w:pPr>
-        <w:jc w:val="right"/>
-        <w:rPr>
-          <w:rFonts w:ascii="Times New Roman" w:eastAsia="Times New Roman" w:hAnsi="Times New Roman" w:cs="Times New Roman"/>
-          <w:i/>
-          <w:color w:val="000000"/>
-          <w:sz w:val="24"/>
-          <w:szCs w:val="24"/>
-          <w:lang w:eastAsia="ru-RU"/>
-        </w:rPr>
-      </w:pPr>
-    </w:p>
-    <w:p>
-      <w:bookmarkStart w:id="0" w:name="_GoBack"/>
-      <w:bookmarkEnd w:id="0"/>
-    </w:p>
+    <w:p/>
     <w:sectPr>
       <w:pgSz w:w="11906" w:h="16838"/>
       <w:pgMar w:top="1134" w:right="850" w:bottom="1134" w:left="1701" w:header="708" w:footer="708" w:gutter="0"/>
